--- a/cfmd_latest/文档/cFMD_v1.3.2_发酵与益生菌MAG分析报告_汇报版.docx
+++ b/cfmd_latest/文档/cFMD_v1.3.2_发酵与益生菌MAG分析报告_汇报版.docx
@@ -296,7 +296,7 @@
           <w:color w:val="1A1A1A"/>
           <w:sz w:val="21"/>
         </w:rPr>
-        <w:t>发酵样品 3,293 份，占 79.8%，重建 15,446 个 MAG、1,142 个 SGB。乳制品独占 72.8% 的发酵 MAG，发酵饮料 13.9%，其余八个类别合计不到 14%。</w:t>
+        <w:t>发酵样品 3,293 份，占 79.8%，关联 MAG 记录 15,722 条，其中 15,446 个通过筛选进入分析，分属 1,142 个 SGB。乳制品独占 72.8% 的发酵 MAG，发酵饮料 13.9%，其余八个类别合计不到 14%。</w:t>
       </w:r>
     </w:p>
     <w:p>
@@ -548,6 +548,33 @@
     </w:p>
     <w:p>
       <w:pPr>
+        <w:spacing w:after="40" w:line="336" w:lineRule="auto"/>
+        <w:ind w:left="740" w:hanging="320"/>
+        <w:jc w:val="both"/>
+      </w:pPr>
+      <w:r>
+        <w:rPr>
+          <w:rFonts w:ascii="Times New Roman" w:hAnsi="Times New Roman" w:eastAsia="宋体"/>
+          <w:b w:val="0"/>
+          <w:i w:val="0"/>
+          <w:color w:val="2E5E8E"/>
+          <w:sz w:val="21"/>
+        </w:rPr>
+        <w:t>（5）</w:t>
+      </w:r>
+      <w:r>
+        <w:rPr>
+          <w:rFonts w:ascii="Times New Roman" w:hAnsi="Times New Roman" w:eastAsia="宋体"/>
+          <w:b w:val="0"/>
+          <w:i w:val="0"/>
+          <w:color w:val="1A1A1A"/>
+          <w:sz w:val="21"/>
+        </w:rPr>
+        <w:t>“MAG 记录数”与“MAG 数”分开报。记录数是与样品关联的全部 MAG 行（全库 18,180、发酵 15,722），用于与元数据、外部汇总表对齐；MAG 数是通过质量与 SGB 筛选、进入分析的子集（全库 17,621、发酵 15,446）。两者相差 276 条（78 个原核、99 个真核、99 个未分类），不是统计错误。</w:t>
+      </w:r>
+    </w:p>
+    <w:p>
+      <w:pPr>
         <w:keepNext/>
         <w:pBdr>
           <w:bottom w:val="single" w:sz="6" w:space="3" w:color="C9D6E4"/>
@@ -1316,7 +1343,7 @@
           <w:color w:val="1A1A1A"/>
           <w:sz w:val="21"/>
         </w:rPr>
-        <w:t>15,446 个发酵 MAG 中，原核 14,598 个、真核 848 个，HQ 占 48.1%。分属 1,142 个 SGB：已知种 749、未知种 244、食品新种 149。十个类别之间极不平衡，表 2 是全表。</w:t>
+        <w:t>15,722 条发酵 MAG 记录中，14,676 条为细菌、947 条为真核、99 条未分类。剔除质量与 SGB 不达标的 276 条后，15,446 个进入分析：原核 14,598、真核 848，HQ 占 48.1%，分属 1,142 个 SGB（已知种 749、未知种 244、食品新种 149）。十个类别之间极不平衡，表 2 是全表。</w:t>
       </w:r>
     </w:p>
     <w:tbl>
@@ -1328,18 +1355,19 @@
         <w:tblLook w:firstColumn="1" w:firstRow="1" w:lastColumn="0" w:lastRow="0" w:noHBand="0" w:noVBand="1" w:val="04A0"/>
       </w:tblPr>
       <w:tblGrid>
-        <w:gridCol w:w="746"/>
-        <w:gridCol w:w="746"/>
-        <w:gridCol w:w="746"/>
-        <w:gridCol w:w="746"/>
-        <w:gridCol w:w="746"/>
-        <w:gridCol w:w="746"/>
-        <w:gridCol w:w="746"/>
-        <w:gridCol w:w="746"/>
-        <w:gridCol w:w="746"/>
-        <w:gridCol w:w="746"/>
-        <w:gridCol w:w="746"/>
-        <w:gridCol w:w="746"/>
+        <w:gridCol w:w="689"/>
+        <w:gridCol w:w="689"/>
+        <w:gridCol w:w="689"/>
+        <w:gridCol w:w="689"/>
+        <w:gridCol w:w="689"/>
+        <w:gridCol w:w="689"/>
+        <w:gridCol w:w="689"/>
+        <w:gridCol w:w="689"/>
+        <w:gridCol w:w="689"/>
+        <w:gridCol w:w="689"/>
+        <w:gridCol w:w="689"/>
+        <w:gridCol w:w="689"/>
+        <w:gridCol w:w="689"/>
       </w:tblGrid>
       <w:tr>
         <w:trPr>
@@ -1348,7 +1376,7 @@
         </w:trPr>
         <w:tc>
           <w:tcPr>
-            <w:tcW w:type="dxa" w:w="1824"/>
+            <w:tcW w:type="dxa" w:w="1701"/>
             <w:tcBorders>
               <w:top w:val="single" w:sz="4" w:space="0" w:color="B8C4D2"/>
               <w:left w:val="single" w:sz="4" w:space="0" w:color="B8C4D2"/>
@@ -1378,7 +1406,7 @@
         </w:tc>
         <w:tc>
           <w:tcPr>
-            <w:tcW w:type="dxa" w:w="697"/>
+            <w:tcW w:type="dxa" w:w="595"/>
             <w:tcBorders>
               <w:top w:val="single" w:sz="4" w:space="0" w:color="B8C4D2"/>
               <w:left w:val="single" w:sz="4" w:space="0" w:color="B8C4D2"/>
@@ -1408,7 +1436,7 @@
         </w:tc>
         <w:tc>
           <w:tcPr>
-            <w:tcW w:type="dxa" w:w="697"/>
+            <w:tcW w:type="dxa" w:w="595"/>
             <w:tcBorders>
               <w:top w:val="single" w:sz="4" w:space="0" w:color="B8C4D2"/>
               <w:left w:val="single" w:sz="4" w:space="0" w:color="B8C4D2"/>
@@ -1438,7 +1466,7 @@
         </w:tc>
         <w:tc>
           <w:tcPr>
-            <w:tcW w:type="dxa" w:w="590"/>
+            <w:tcW w:type="dxa" w:w="737"/>
             <w:tcBorders>
               <w:top w:val="single" w:sz="4" w:space="0" w:color="B8C4D2"/>
               <w:left w:val="single" w:sz="4" w:space="0" w:color="B8C4D2"/>
@@ -1462,13 +1490,13 @@
                 <w:color w:val="1F3A55"/>
                 <w:sz w:val="17"/>
               </w:rPr>
-              <w:t>国家</w:t>
-            </w:r>
-          </w:p>
-        </w:tc>
-        <w:tc>
-          <w:tcPr>
-            <w:tcW w:type="dxa" w:w="805"/>
+              <w:t>MAG记录</w:t>
+            </w:r>
+          </w:p>
+        </w:tc>
+        <w:tc>
+          <w:tcPr>
+            <w:tcW w:type="dxa" w:w="737"/>
             <w:tcBorders>
               <w:top w:val="single" w:sz="4" w:space="0" w:color="B8C4D2"/>
               <w:left w:val="single" w:sz="4" w:space="0" w:color="B8C4D2"/>
@@ -1492,13 +1520,13 @@
                 <w:color w:val="1F3A55"/>
                 <w:sz w:val="17"/>
               </w:rPr>
-              <w:t>MAG</w:t>
-            </w:r>
-          </w:p>
-        </w:tc>
-        <w:tc>
-          <w:tcPr>
-            <w:tcW w:type="dxa" w:w="697"/>
+              <w:t>纳入分析</w:t>
+            </w:r>
+          </w:p>
+        </w:tc>
+        <w:tc>
+          <w:tcPr>
+            <w:tcW w:type="dxa" w:w="567"/>
             <w:tcBorders>
               <w:top w:val="single" w:sz="4" w:space="0" w:color="B8C4D2"/>
               <w:left w:val="single" w:sz="4" w:space="0" w:color="B8C4D2"/>
@@ -1528,7 +1556,7 @@
         </w:tc>
         <w:tc>
           <w:tcPr>
-            <w:tcW w:type="dxa" w:w="590"/>
+            <w:tcW w:type="dxa" w:w="539"/>
             <w:tcBorders>
               <w:top w:val="single" w:sz="4" w:space="0" w:color="B8C4D2"/>
               <w:left w:val="single" w:sz="4" w:space="0" w:color="B8C4D2"/>
@@ -1558,7 +1586,7 @@
         </w:tc>
         <w:tc>
           <w:tcPr>
-            <w:tcW w:type="dxa" w:w="697"/>
+            <w:tcW w:type="dxa" w:w="567"/>
             <w:tcBorders>
               <w:top w:val="single" w:sz="4" w:space="0" w:color="B8C4D2"/>
               <w:left w:val="single" w:sz="4" w:space="0" w:color="B8C4D2"/>
@@ -1582,13 +1610,13 @@
                 <w:color w:val="1F3A55"/>
                 <w:sz w:val="17"/>
               </w:rPr>
-              <w:t>HQ</w:t>
-            </w:r>
-          </w:p>
-        </w:tc>
-        <w:tc>
-          <w:tcPr>
-            <w:tcW w:type="dxa" w:w="644"/>
+              <w:t>未纳入</w:t>
+            </w:r>
+          </w:p>
+        </w:tc>
+        <w:tc>
+          <w:tcPr>
+            <w:tcW w:type="dxa" w:w="567"/>
             <w:tcBorders>
               <w:top w:val="single" w:sz="4" w:space="0" w:color="B8C4D2"/>
               <w:left w:val="single" w:sz="4" w:space="0" w:color="B8C4D2"/>
@@ -1612,13 +1640,13 @@
                 <w:color w:val="1F3A55"/>
                 <w:sz w:val="17"/>
               </w:rPr>
-              <w:t>SGB</w:t>
-            </w:r>
-          </w:p>
-        </w:tc>
-        <w:tc>
-          <w:tcPr>
-            <w:tcW w:type="dxa" w:w="644"/>
+              <w:t>HQ</w:t>
+            </w:r>
+          </w:p>
+        </w:tc>
+        <w:tc>
+          <w:tcPr>
+            <w:tcW w:type="dxa" w:w="539"/>
             <w:tcBorders>
               <w:top w:val="single" w:sz="4" w:space="0" w:color="B8C4D2"/>
               <w:left w:val="single" w:sz="4" w:space="0" w:color="B8C4D2"/>
@@ -1642,13 +1670,13 @@
                 <w:color w:val="1F3A55"/>
                 <w:sz w:val="17"/>
               </w:rPr>
-              <w:t>kSGB</w:t>
-            </w:r>
-          </w:p>
-        </w:tc>
-        <w:tc>
-          <w:tcPr>
-            <w:tcW w:type="dxa" w:w="536"/>
+              <w:t>SGB</w:t>
+            </w:r>
+          </w:p>
+        </w:tc>
+        <w:tc>
+          <w:tcPr>
+            <w:tcW w:type="dxa" w:w="624"/>
             <w:tcBorders>
               <w:top w:val="single" w:sz="4" w:space="0" w:color="B8C4D2"/>
               <w:left w:val="single" w:sz="4" w:space="0" w:color="B8C4D2"/>
@@ -1672,13 +1700,43 @@
                 <w:color w:val="1F3A55"/>
                 <w:sz w:val="17"/>
               </w:rPr>
+              <w:t>kSGB</w:t>
+            </w:r>
+          </w:p>
+        </w:tc>
+        <w:tc>
+          <w:tcPr>
+            <w:tcW w:type="dxa" w:w="454"/>
+            <w:tcBorders>
+              <w:top w:val="single" w:sz="4" w:space="0" w:color="B8C4D2"/>
+              <w:left w:val="single" w:sz="4" w:space="0" w:color="B8C4D2"/>
+              <w:bottom w:val="single" w:sz="4" w:space="0" w:color="B8C4D2"/>
+              <w:right w:val="single" w:sz="4" w:space="0" w:color="B8C4D2"/>
+            </w:tcBorders>
+            <w:shd w:val="clear" w:color="auto" w:fill="E4EBF3"/>
+            <w:vAlign w:val="center"/>
+          </w:tcPr>
+          <w:p>
+            <w:pPr>
+              <w:spacing w:before="30" w:after="30" w:line="240" w:lineRule="auto"/>
+              <w:jc w:val="center"/>
+            </w:pPr>
+            <w:r/>
+            <w:r>
+              <w:rPr>
+                <w:rFonts w:ascii="Times New Roman" w:hAnsi="Times New Roman" w:eastAsia="黑体"/>
+                <w:b/>
+                <w:i w:val="0"/>
+                <w:color w:val="1F3A55"/>
+                <w:sz w:val="17"/>
+              </w:rPr>
               <w:t>属</w:t>
             </w:r>
           </w:p>
         </w:tc>
         <w:tc>
           <w:tcPr>
-            <w:tcW w:type="dxa" w:w="536"/>
+            <w:tcW w:type="dxa" w:w="454"/>
             <w:tcBorders>
               <w:top w:val="single" w:sz="4" w:space="0" w:color="B8C4D2"/>
               <w:left w:val="single" w:sz="4" w:space="0" w:color="B8C4D2"/>
@@ -1713,7 +1771,7 @@
         </w:trPr>
         <w:tc>
           <w:tcPr>
-            <w:tcW w:type="dxa" w:w="1824"/>
+            <w:tcW w:type="dxa" w:w="1701"/>
             <w:tcBorders>
               <w:top w:val="single" w:sz="4" w:space="0" w:color="B8C4D2"/>
               <w:left w:val="single" w:sz="4" w:space="0" w:color="B8C4D2"/>
@@ -1742,7 +1800,7 @@
         </w:tc>
         <w:tc>
           <w:tcPr>
-            <w:tcW w:type="dxa" w:w="697"/>
+            <w:tcW w:type="dxa" w:w="595"/>
             <w:tcBorders>
               <w:top w:val="single" w:sz="4" w:space="0" w:color="B8C4D2"/>
               <w:left w:val="single" w:sz="4" w:space="0" w:color="B8C4D2"/>
@@ -1771,7 +1829,7 @@
         </w:tc>
         <w:tc>
           <w:tcPr>
-            <w:tcW w:type="dxa" w:w="697"/>
+            <w:tcW w:type="dxa" w:w="595"/>
             <w:tcBorders>
               <w:top w:val="single" w:sz="4" w:space="0" w:color="B8C4D2"/>
               <w:left w:val="single" w:sz="4" w:space="0" w:color="B8C4D2"/>
@@ -1800,7 +1858,7 @@
         </w:tc>
         <w:tc>
           <w:tcPr>
-            <w:tcW w:type="dxa" w:w="590"/>
+            <w:tcW w:type="dxa" w:w="737"/>
             <w:tcBorders>
               <w:top w:val="single" w:sz="4" w:space="0" w:color="B8C4D2"/>
               <w:left w:val="single" w:sz="4" w:space="0" w:color="B8C4D2"/>
@@ -1823,13 +1881,13 @@
                 <w:color w:val="1A1A1A"/>
                 <w:sz w:val="16"/>
               </w:rPr>
-              <w:t>37</w:t>
-            </w:r>
-          </w:p>
-        </w:tc>
-        <w:tc>
-          <w:tcPr>
-            <w:tcW w:type="dxa" w:w="805"/>
+              <w:t>11436</w:t>
+            </w:r>
+          </w:p>
+        </w:tc>
+        <w:tc>
+          <w:tcPr>
+            <w:tcW w:type="dxa" w:w="737"/>
             <w:tcBorders>
               <w:top w:val="single" w:sz="4" w:space="0" w:color="B8C4D2"/>
               <w:left w:val="single" w:sz="4" w:space="0" w:color="B8C4D2"/>
@@ -1858,7 +1916,7 @@
         </w:tc>
         <w:tc>
           <w:tcPr>
-            <w:tcW w:type="dxa" w:w="697"/>
+            <w:tcW w:type="dxa" w:w="567"/>
             <w:tcBorders>
               <w:top w:val="single" w:sz="4" w:space="0" w:color="B8C4D2"/>
               <w:left w:val="single" w:sz="4" w:space="0" w:color="B8C4D2"/>
@@ -1887,7 +1945,7 @@
         </w:tc>
         <w:tc>
           <w:tcPr>
-            <w:tcW w:type="dxa" w:w="590"/>
+            <w:tcW w:type="dxa" w:w="539"/>
             <w:tcBorders>
               <w:top w:val="single" w:sz="4" w:space="0" w:color="B8C4D2"/>
               <w:left w:val="single" w:sz="4" w:space="0" w:color="B8C4D2"/>
@@ -1916,7 +1974,7 @@
         </w:tc>
         <w:tc>
           <w:tcPr>
-            <w:tcW w:type="dxa" w:w="697"/>
+            <w:tcW w:type="dxa" w:w="567"/>
             <w:tcBorders>
               <w:top w:val="single" w:sz="4" w:space="0" w:color="B8C4D2"/>
               <w:left w:val="single" w:sz="4" w:space="0" w:color="B8C4D2"/>
@@ -1939,13 +1997,42 @@
                 <w:color w:val="1A1A1A"/>
                 <w:sz w:val="16"/>
               </w:rPr>
+              <w:t>194</w:t>
+            </w:r>
+          </w:p>
+        </w:tc>
+        <w:tc>
+          <w:tcPr>
+            <w:tcW w:type="dxa" w:w="567"/>
+            <w:tcBorders>
+              <w:top w:val="single" w:sz="4" w:space="0" w:color="B8C4D2"/>
+              <w:left w:val="single" w:sz="4" w:space="0" w:color="B8C4D2"/>
+              <w:bottom w:val="single" w:sz="4" w:space="0" w:color="B8C4D2"/>
+              <w:right w:val="single" w:sz="4" w:space="0" w:color="B8C4D2"/>
+            </w:tcBorders>
+            <w:vAlign w:val="center"/>
+          </w:tcPr>
+          <w:p>
+            <w:pPr>
+              <w:spacing w:before="24" w:after="24" w:line="240" w:lineRule="auto"/>
+              <w:jc w:val="center"/>
+            </w:pPr>
+            <w:r/>
+            <w:r>
+              <w:rPr>
+                <w:rFonts w:ascii="Times New Roman" w:hAnsi="Times New Roman" w:eastAsia="宋体"/>
+                <w:b w:val="0"/>
+                <w:i w:val="0"/>
+                <w:color w:val="1A1A1A"/>
+                <w:sz w:val="16"/>
+              </w:rPr>
               <w:t>5076</w:t>
             </w:r>
           </w:p>
         </w:tc>
         <w:tc>
           <w:tcPr>
-            <w:tcW w:type="dxa" w:w="644"/>
+            <w:tcW w:type="dxa" w:w="539"/>
             <w:tcBorders>
               <w:top w:val="single" w:sz="4" w:space="0" w:color="B8C4D2"/>
               <w:left w:val="single" w:sz="4" w:space="0" w:color="B8C4D2"/>
@@ -1974,7 +2061,7 @@
         </w:tc>
         <w:tc>
           <w:tcPr>
-            <w:tcW w:type="dxa" w:w="644"/>
+            <w:tcW w:type="dxa" w:w="624"/>
             <w:tcBorders>
               <w:top w:val="single" w:sz="4" w:space="0" w:color="B8C4D2"/>
               <w:left w:val="single" w:sz="4" w:space="0" w:color="B8C4D2"/>
@@ -2003,7 +2090,7 @@
         </w:tc>
         <w:tc>
           <w:tcPr>
-            <w:tcW w:type="dxa" w:w="536"/>
+            <w:tcW w:type="dxa" w:w="454"/>
             <w:tcBorders>
               <w:top w:val="single" w:sz="4" w:space="0" w:color="B8C4D2"/>
               <w:left w:val="single" w:sz="4" w:space="0" w:color="B8C4D2"/>
@@ -2032,7 +2119,7 @@
         </w:tc>
         <w:tc>
           <w:tcPr>
-            <w:tcW w:type="dxa" w:w="536"/>
+            <w:tcW w:type="dxa" w:w="454"/>
             <w:tcBorders>
               <w:top w:val="single" w:sz="4" w:space="0" w:color="B8C4D2"/>
               <w:left w:val="single" w:sz="4" w:space="0" w:color="B8C4D2"/>
@@ -2066,7 +2153,7 @@
         </w:trPr>
         <w:tc>
           <w:tcPr>
-            <w:tcW w:type="dxa" w:w="1824"/>
+            <w:tcW w:type="dxa" w:w="1701"/>
             <w:tcBorders>
               <w:top w:val="single" w:sz="4" w:space="0" w:color="B8C4D2"/>
               <w:left w:val="single" w:sz="4" w:space="0" w:color="B8C4D2"/>
@@ -2095,7 +2182,7 @@
         </w:tc>
         <w:tc>
           <w:tcPr>
-            <w:tcW w:type="dxa" w:w="697"/>
+            <w:tcW w:type="dxa" w:w="595"/>
             <w:tcBorders>
               <w:top w:val="single" w:sz="4" w:space="0" w:color="B8C4D2"/>
               <w:left w:val="single" w:sz="4" w:space="0" w:color="B8C4D2"/>
@@ -2124,7 +2211,7 @@
         </w:tc>
         <w:tc>
           <w:tcPr>
-            <w:tcW w:type="dxa" w:w="697"/>
+            <w:tcW w:type="dxa" w:w="595"/>
             <w:tcBorders>
               <w:top w:val="single" w:sz="4" w:space="0" w:color="B8C4D2"/>
               <w:left w:val="single" w:sz="4" w:space="0" w:color="B8C4D2"/>
@@ -2153,7 +2240,7 @@
         </w:tc>
         <w:tc>
           <w:tcPr>
-            <w:tcW w:type="dxa" w:w="590"/>
+            <w:tcW w:type="dxa" w:w="737"/>
             <w:tcBorders>
               <w:top w:val="single" w:sz="4" w:space="0" w:color="B8C4D2"/>
               <w:left w:val="single" w:sz="4" w:space="0" w:color="B8C4D2"/>
@@ -2176,13 +2263,13 @@
                 <w:color w:val="1A1A1A"/>
                 <w:sz w:val="16"/>
               </w:rPr>
-              <w:t>26</w:t>
-            </w:r>
-          </w:p>
-        </w:tc>
-        <w:tc>
-          <w:tcPr>
-            <w:tcW w:type="dxa" w:w="805"/>
+              <w:t>2154</w:t>
+            </w:r>
+          </w:p>
+        </w:tc>
+        <w:tc>
+          <w:tcPr>
+            <w:tcW w:type="dxa" w:w="737"/>
             <w:tcBorders>
               <w:top w:val="single" w:sz="4" w:space="0" w:color="B8C4D2"/>
               <w:left w:val="single" w:sz="4" w:space="0" w:color="B8C4D2"/>
@@ -2211,7 +2298,7 @@
         </w:tc>
         <w:tc>
           <w:tcPr>
-            <w:tcW w:type="dxa" w:w="697"/>
+            <w:tcW w:type="dxa" w:w="567"/>
             <w:tcBorders>
               <w:top w:val="single" w:sz="4" w:space="0" w:color="B8C4D2"/>
               <w:left w:val="single" w:sz="4" w:space="0" w:color="B8C4D2"/>
@@ -2240,7 +2327,7 @@
         </w:tc>
         <w:tc>
           <w:tcPr>
-            <w:tcW w:type="dxa" w:w="590"/>
+            <w:tcW w:type="dxa" w:w="539"/>
             <w:tcBorders>
               <w:top w:val="single" w:sz="4" w:space="0" w:color="B8C4D2"/>
               <w:left w:val="single" w:sz="4" w:space="0" w:color="B8C4D2"/>
@@ -2269,7 +2356,7 @@
         </w:tc>
         <w:tc>
           <w:tcPr>
-            <w:tcW w:type="dxa" w:w="697"/>
+            <w:tcW w:type="dxa" w:w="567"/>
             <w:tcBorders>
               <w:top w:val="single" w:sz="4" w:space="0" w:color="B8C4D2"/>
               <w:left w:val="single" w:sz="4" w:space="0" w:color="B8C4D2"/>
@@ -2292,13 +2379,42 @@
                 <w:color w:val="1A1A1A"/>
                 <w:sz w:val="16"/>
               </w:rPr>
+              <w:t>10</w:t>
+            </w:r>
+          </w:p>
+        </w:tc>
+        <w:tc>
+          <w:tcPr>
+            <w:tcW w:type="dxa" w:w="567"/>
+            <w:tcBorders>
+              <w:top w:val="single" w:sz="4" w:space="0" w:color="B8C4D2"/>
+              <w:left w:val="single" w:sz="4" w:space="0" w:color="B8C4D2"/>
+              <w:bottom w:val="single" w:sz="4" w:space="0" w:color="B8C4D2"/>
+              <w:right w:val="single" w:sz="4" w:space="0" w:color="B8C4D2"/>
+            </w:tcBorders>
+            <w:vAlign w:val="center"/>
+          </w:tcPr>
+          <w:p>
+            <w:pPr>
+              <w:spacing w:before="24" w:after="24" w:line="240" w:lineRule="auto"/>
+              <w:jc w:val="center"/>
+            </w:pPr>
+            <w:r/>
+            <w:r>
+              <w:rPr>
+                <w:rFonts w:ascii="Times New Roman" w:hAnsi="Times New Roman" w:eastAsia="宋体"/>
+                <w:b w:val="0"/>
+                <w:i w:val="0"/>
+                <w:color w:val="1A1A1A"/>
+                <w:sz w:val="16"/>
+              </w:rPr>
               <w:t>1444</w:t>
             </w:r>
           </w:p>
         </w:tc>
         <w:tc>
           <w:tcPr>
-            <w:tcW w:type="dxa" w:w="644"/>
+            <w:tcW w:type="dxa" w:w="539"/>
             <w:tcBorders>
               <w:top w:val="single" w:sz="4" w:space="0" w:color="B8C4D2"/>
               <w:left w:val="single" w:sz="4" w:space="0" w:color="B8C4D2"/>
@@ -2327,7 +2443,7 @@
         </w:tc>
         <w:tc>
           <w:tcPr>
-            <w:tcW w:type="dxa" w:w="644"/>
+            <w:tcW w:type="dxa" w:w="624"/>
             <w:tcBorders>
               <w:top w:val="single" w:sz="4" w:space="0" w:color="B8C4D2"/>
               <w:left w:val="single" w:sz="4" w:space="0" w:color="B8C4D2"/>
@@ -2356,7 +2472,7 @@
         </w:tc>
         <w:tc>
           <w:tcPr>
-            <w:tcW w:type="dxa" w:w="536"/>
+            <w:tcW w:type="dxa" w:w="454"/>
             <w:tcBorders>
               <w:top w:val="single" w:sz="4" w:space="0" w:color="B8C4D2"/>
               <w:left w:val="single" w:sz="4" w:space="0" w:color="B8C4D2"/>
@@ -2385,7 +2501,7 @@
         </w:tc>
         <w:tc>
           <w:tcPr>
-            <w:tcW w:type="dxa" w:w="536"/>
+            <w:tcW w:type="dxa" w:w="454"/>
             <w:tcBorders>
               <w:top w:val="single" w:sz="4" w:space="0" w:color="B8C4D2"/>
               <w:left w:val="single" w:sz="4" w:space="0" w:color="B8C4D2"/>
@@ -2419,7 +2535,7 @@
         </w:trPr>
         <w:tc>
           <w:tcPr>
-            <w:tcW w:type="dxa" w:w="1824"/>
+            <w:tcW w:type="dxa" w:w="1701"/>
             <w:tcBorders>
               <w:top w:val="single" w:sz="4" w:space="0" w:color="B8C4D2"/>
               <w:left w:val="single" w:sz="4" w:space="0" w:color="B8C4D2"/>
@@ -2448,7 +2564,7 @@
         </w:tc>
         <w:tc>
           <w:tcPr>
-            <w:tcW w:type="dxa" w:w="697"/>
+            <w:tcW w:type="dxa" w:w="595"/>
             <w:tcBorders>
               <w:top w:val="single" w:sz="4" w:space="0" w:color="B8C4D2"/>
               <w:left w:val="single" w:sz="4" w:space="0" w:color="B8C4D2"/>
@@ -2477,7 +2593,7 @@
         </w:tc>
         <w:tc>
           <w:tcPr>
-            <w:tcW w:type="dxa" w:w="697"/>
+            <w:tcW w:type="dxa" w:w="595"/>
             <w:tcBorders>
               <w:top w:val="single" w:sz="4" w:space="0" w:color="B8C4D2"/>
               <w:left w:val="single" w:sz="4" w:space="0" w:color="B8C4D2"/>
@@ -2506,7 +2622,7 @@
         </w:tc>
         <w:tc>
           <w:tcPr>
-            <w:tcW w:type="dxa" w:w="590"/>
+            <w:tcW w:type="dxa" w:w="737"/>
             <w:tcBorders>
               <w:top w:val="single" w:sz="4" w:space="0" w:color="B8C4D2"/>
               <w:left w:val="single" w:sz="4" w:space="0" w:color="B8C4D2"/>
@@ -2529,13 +2645,13 @@
                 <w:color w:val="1A1A1A"/>
                 <w:sz w:val="16"/>
               </w:rPr>
-              <w:t>6</w:t>
-            </w:r>
-          </w:p>
-        </w:tc>
-        <w:tc>
-          <w:tcPr>
-            <w:tcW w:type="dxa" w:w="805"/>
+              <w:t>618</w:t>
+            </w:r>
+          </w:p>
+        </w:tc>
+        <w:tc>
+          <w:tcPr>
+            <w:tcW w:type="dxa" w:w="737"/>
             <w:tcBorders>
               <w:top w:val="single" w:sz="4" w:space="0" w:color="B8C4D2"/>
               <w:left w:val="single" w:sz="4" w:space="0" w:color="B8C4D2"/>
@@ -2564,7 +2680,7 @@
         </w:tc>
         <w:tc>
           <w:tcPr>
-            <w:tcW w:type="dxa" w:w="697"/>
+            <w:tcW w:type="dxa" w:w="567"/>
             <w:tcBorders>
               <w:top w:val="single" w:sz="4" w:space="0" w:color="B8C4D2"/>
               <w:left w:val="single" w:sz="4" w:space="0" w:color="B8C4D2"/>
@@ -2593,7 +2709,7 @@
         </w:tc>
         <w:tc>
           <w:tcPr>
-            <w:tcW w:type="dxa" w:w="590"/>
+            <w:tcW w:type="dxa" w:w="539"/>
             <w:tcBorders>
               <w:top w:val="single" w:sz="4" w:space="0" w:color="B8C4D2"/>
               <w:left w:val="single" w:sz="4" w:space="0" w:color="B8C4D2"/>
@@ -2622,7 +2738,7 @@
         </w:tc>
         <w:tc>
           <w:tcPr>
-            <w:tcW w:type="dxa" w:w="697"/>
+            <w:tcW w:type="dxa" w:w="567"/>
             <w:tcBorders>
               <w:top w:val="single" w:sz="4" w:space="0" w:color="B8C4D2"/>
               <w:left w:val="single" w:sz="4" w:space="0" w:color="B8C4D2"/>
@@ -2645,13 +2761,42 @@
                 <w:color w:val="1A1A1A"/>
                 <w:sz w:val="16"/>
               </w:rPr>
+              <w:t>11</w:t>
+            </w:r>
+          </w:p>
+        </w:tc>
+        <w:tc>
+          <w:tcPr>
+            <w:tcW w:type="dxa" w:w="567"/>
+            <w:tcBorders>
+              <w:top w:val="single" w:sz="4" w:space="0" w:color="B8C4D2"/>
+              <w:left w:val="single" w:sz="4" w:space="0" w:color="B8C4D2"/>
+              <w:bottom w:val="single" w:sz="4" w:space="0" w:color="B8C4D2"/>
+              <w:right w:val="single" w:sz="4" w:space="0" w:color="B8C4D2"/>
+            </w:tcBorders>
+            <w:vAlign w:val="center"/>
+          </w:tcPr>
+          <w:p>
+            <w:pPr>
+              <w:spacing w:before="24" w:after="24" w:line="240" w:lineRule="auto"/>
+              <w:jc w:val="center"/>
+            </w:pPr>
+            <w:r/>
+            <w:r>
+              <w:rPr>
+                <w:rFonts w:ascii="Times New Roman" w:hAnsi="Times New Roman" w:eastAsia="宋体"/>
+                <w:b w:val="0"/>
+                <w:i w:val="0"/>
+                <w:color w:val="1A1A1A"/>
+                <w:sz w:val="16"/>
+              </w:rPr>
               <w:t>254</w:t>
             </w:r>
           </w:p>
         </w:tc>
         <w:tc>
           <w:tcPr>
-            <w:tcW w:type="dxa" w:w="644"/>
+            <w:tcW w:type="dxa" w:w="539"/>
             <w:tcBorders>
               <w:top w:val="single" w:sz="4" w:space="0" w:color="B8C4D2"/>
               <w:left w:val="single" w:sz="4" w:space="0" w:color="B8C4D2"/>
@@ -2680,7 +2825,7 @@
         </w:tc>
         <w:tc>
           <w:tcPr>
-            <w:tcW w:type="dxa" w:w="644"/>
+            <w:tcW w:type="dxa" w:w="624"/>
             <w:tcBorders>
               <w:top w:val="single" w:sz="4" w:space="0" w:color="B8C4D2"/>
               <w:left w:val="single" w:sz="4" w:space="0" w:color="B8C4D2"/>
@@ -2709,7 +2854,7 @@
         </w:tc>
         <w:tc>
           <w:tcPr>
-            <w:tcW w:type="dxa" w:w="536"/>
+            <w:tcW w:type="dxa" w:w="454"/>
             <w:tcBorders>
               <w:top w:val="single" w:sz="4" w:space="0" w:color="B8C4D2"/>
               <w:left w:val="single" w:sz="4" w:space="0" w:color="B8C4D2"/>
@@ -2738,7 +2883,7 @@
         </w:tc>
         <w:tc>
           <w:tcPr>
-            <w:tcW w:type="dxa" w:w="536"/>
+            <w:tcW w:type="dxa" w:w="454"/>
             <w:tcBorders>
               <w:top w:val="single" w:sz="4" w:space="0" w:color="B8C4D2"/>
               <w:left w:val="single" w:sz="4" w:space="0" w:color="B8C4D2"/>
@@ -2772,7 +2917,7 @@
         </w:trPr>
         <w:tc>
           <w:tcPr>
-            <w:tcW w:type="dxa" w:w="1824"/>
+            <w:tcW w:type="dxa" w:w="1701"/>
             <w:tcBorders>
               <w:top w:val="single" w:sz="4" w:space="0" w:color="B8C4D2"/>
               <w:left w:val="single" w:sz="4" w:space="0" w:color="B8C4D2"/>
@@ -2801,7 +2946,7 @@
         </w:tc>
         <w:tc>
           <w:tcPr>
-            <w:tcW w:type="dxa" w:w="697"/>
+            <w:tcW w:type="dxa" w:w="595"/>
             <w:tcBorders>
               <w:top w:val="single" w:sz="4" w:space="0" w:color="B8C4D2"/>
               <w:left w:val="single" w:sz="4" w:space="0" w:color="B8C4D2"/>
@@ -2830,7 +2975,7 @@
         </w:tc>
         <w:tc>
           <w:tcPr>
-            <w:tcW w:type="dxa" w:w="697"/>
+            <w:tcW w:type="dxa" w:w="595"/>
             <w:tcBorders>
               <w:top w:val="single" w:sz="4" w:space="0" w:color="B8C4D2"/>
               <w:left w:val="single" w:sz="4" w:space="0" w:color="B8C4D2"/>
@@ -2859,7 +3004,7 @@
         </w:tc>
         <w:tc>
           <w:tcPr>
-            <w:tcW w:type="dxa" w:w="590"/>
+            <w:tcW w:type="dxa" w:w="737"/>
             <w:tcBorders>
               <w:top w:val="single" w:sz="4" w:space="0" w:color="B8C4D2"/>
               <w:left w:val="single" w:sz="4" w:space="0" w:color="B8C4D2"/>
@@ -2882,13 +3027,13 @@
                 <w:color w:val="1A1A1A"/>
                 <w:sz w:val="16"/>
               </w:rPr>
-              <w:t>13</w:t>
-            </w:r>
-          </w:p>
-        </w:tc>
-        <w:tc>
-          <w:tcPr>
-            <w:tcW w:type="dxa" w:w="805"/>
+              <w:t>244</w:t>
+            </w:r>
+          </w:p>
+        </w:tc>
+        <w:tc>
+          <w:tcPr>
+            <w:tcW w:type="dxa" w:w="737"/>
             <w:tcBorders>
               <w:top w:val="single" w:sz="4" w:space="0" w:color="B8C4D2"/>
               <w:left w:val="single" w:sz="4" w:space="0" w:color="B8C4D2"/>
@@ -2917,7 +3062,7 @@
         </w:tc>
         <w:tc>
           <w:tcPr>
-            <w:tcW w:type="dxa" w:w="697"/>
+            <w:tcW w:type="dxa" w:w="567"/>
             <w:tcBorders>
               <w:top w:val="single" w:sz="4" w:space="0" w:color="B8C4D2"/>
               <w:left w:val="single" w:sz="4" w:space="0" w:color="B8C4D2"/>
@@ -2946,7 +3091,7 @@
         </w:tc>
         <w:tc>
           <w:tcPr>
-            <w:tcW w:type="dxa" w:w="590"/>
+            <w:tcW w:type="dxa" w:w="539"/>
             <w:tcBorders>
               <w:top w:val="single" w:sz="4" w:space="0" w:color="B8C4D2"/>
               <w:left w:val="single" w:sz="4" w:space="0" w:color="B8C4D2"/>
@@ -2975,7 +3120,7 @@
         </w:tc>
         <w:tc>
           <w:tcPr>
-            <w:tcW w:type="dxa" w:w="697"/>
+            <w:tcW w:type="dxa" w:w="567"/>
             <w:tcBorders>
               <w:top w:val="single" w:sz="4" w:space="0" w:color="B8C4D2"/>
               <w:left w:val="single" w:sz="4" w:space="0" w:color="B8C4D2"/>
@@ -2998,13 +3143,42 @@
                 <w:color w:val="1A1A1A"/>
                 <w:sz w:val="16"/>
               </w:rPr>
+              <w:t>0</w:t>
+            </w:r>
+          </w:p>
+        </w:tc>
+        <w:tc>
+          <w:tcPr>
+            <w:tcW w:type="dxa" w:w="567"/>
+            <w:tcBorders>
+              <w:top w:val="single" w:sz="4" w:space="0" w:color="B8C4D2"/>
+              <w:left w:val="single" w:sz="4" w:space="0" w:color="B8C4D2"/>
+              <w:bottom w:val="single" w:sz="4" w:space="0" w:color="B8C4D2"/>
+              <w:right w:val="single" w:sz="4" w:space="0" w:color="B8C4D2"/>
+            </w:tcBorders>
+            <w:vAlign w:val="center"/>
+          </w:tcPr>
+          <w:p>
+            <w:pPr>
+              <w:spacing w:before="24" w:after="24" w:line="240" w:lineRule="auto"/>
+              <w:jc w:val="center"/>
+            </w:pPr>
+            <w:r/>
+            <w:r>
+              <w:rPr>
+                <w:rFonts w:ascii="Times New Roman" w:hAnsi="Times New Roman" w:eastAsia="宋体"/>
+                <w:b w:val="0"/>
+                <w:i w:val="0"/>
+                <w:color w:val="1A1A1A"/>
+                <w:sz w:val="16"/>
+              </w:rPr>
               <w:t>136</w:t>
             </w:r>
           </w:p>
         </w:tc>
         <w:tc>
           <w:tcPr>
-            <w:tcW w:type="dxa" w:w="644"/>
+            <w:tcW w:type="dxa" w:w="539"/>
             <w:tcBorders>
               <w:top w:val="single" w:sz="4" w:space="0" w:color="B8C4D2"/>
               <w:left w:val="single" w:sz="4" w:space="0" w:color="B8C4D2"/>
@@ -3033,7 +3207,7 @@
         </w:tc>
         <w:tc>
           <w:tcPr>
-            <w:tcW w:type="dxa" w:w="644"/>
+            <w:tcW w:type="dxa" w:w="624"/>
             <w:tcBorders>
               <w:top w:val="single" w:sz="4" w:space="0" w:color="B8C4D2"/>
               <w:left w:val="single" w:sz="4" w:space="0" w:color="B8C4D2"/>
@@ -3062,7 +3236,7 @@
         </w:tc>
         <w:tc>
           <w:tcPr>
-            <w:tcW w:type="dxa" w:w="536"/>
+            <w:tcW w:type="dxa" w:w="454"/>
             <w:tcBorders>
               <w:top w:val="single" w:sz="4" w:space="0" w:color="B8C4D2"/>
               <w:left w:val="single" w:sz="4" w:space="0" w:color="B8C4D2"/>
@@ -3091,7 +3265,7 @@
         </w:tc>
         <w:tc>
           <w:tcPr>
-            <w:tcW w:type="dxa" w:w="536"/>
+            <w:tcW w:type="dxa" w:w="454"/>
             <w:tcBorders>
               <w:top w:val="single" w:sz="4" w:space="0" w:color="B8C4D2"/>
               <w:left w:val="single" w:sz="4" w:space="0" w:color="B8C4D2"/>
@@ -3125,7 +3299,7 @@
         </w:trPr>
         <w:tc>
           <w:tcPr>
-            <w:tcW w:type="dxa" w:w="1824"/>
+            <w:tcW w:type="dxa" w:w="1701"/>
             <w:tcBorders>
               <w:top w:val="single" w:sz="4" w:space="0" w:color="B8C4D2"/>
               <w:left w:val="single" w:sz="4" w:space="0" w:color="B8C4D2"/>
@@ -3154,7 +3328,7 @@
         </w:tc>
         <w:tc>
           <w:tcPr>
-            <w:tcW w:type="dxa" w:w="697"/>
+            <w:tcW w:type="dxa" w:w="595"/>
             <w:tcBorders>
               <w:top w:val="single" w:sz="4" w:space="0" w:color="B8C4D2"/>
               <w:left w:val="single" w:sz="4" w:space="0" w:color="B8C4D2"/>
@@ -3183,7 +3357,7 @@
         </w:tc>
         <w:tc>
           <w:tcPr>
-            <w:tcW w:type="dxa" w:w="697"/>
+            <w:tcW w:type="dxa" w:w="595"/>
             <w:tcBorders>
               <w:top w:val="single" w:sz="4" w:space="0" w:color="B8C4D2"/>
               <w:left w:val="single" w:sz="4" w:space="0" w:color="B8C4D2"/>
@@ -3212,7 +3386,7 @@
         </w:tc>
         <w:tc>
           <w:tcPr>
-            <w:tcW w:type="dxa" w:w="590"/>
+            <w:tcW w:type="dxa" w:w="737"/>
             <w:tcBorders>
               <w:top w:val="single" w:sz="4" w:space="0" w:color="B8C4D2"/>
               <w:left w:val="single" w:sz="4" w:space="0" w:color="B8C4D2"/>
@@ -3235,13 +3409,13 @@
                 <w:color w:val="1A1A1A"/>
                 <w:sz w:val="16"/>
               </w:rPr>
-              <w:t>9</w:t>
-            </w:r>
-          </w:p>
-        </w:tc>
-        <w:tc>
-          <w:tcPr>
-            <w:tcW w:type="dxa" w:w="805"/>
+              <w:t>161</w:t>
+            </w:r>
+          </w:p>
+        </w:tc>
+        <w:tc>
+          <w:tcPr>
+            <w:tcW w:type="dxa" w:w="737"/>
             <w:tcBorders>
               <w:top w:val="single" w:sz="4" w:space="0" w:color="B8C4D2"/>
               <w:left w:val="single" w:sz="4" w:space="0" w:color="B8C4D2"/>
@@ -3270,7 +3444,7 @@
         </w:tc>
         <w:tc>
           <w:tcPr>
-            <w:tcW w:type="dxa" w:w="697"/>
+            <w:tcW w:type="dxa" w:w="567"/>
             <w:tcBorders>
               <w:top w:val="single" w:sz="4" w:space="0" w:color="B8C4D2"/>
               <w:left w:val="single" w:sz="4" w:space="0" w:color="B8C4D2"/>
@@ -3299,7 +3473,7 @@
         </w:tc>
         <w:tc>
           <w:tcPr>
-            <w:tcW w:type="dxa" w:w="590"/>
+            <w:tcW w:type="dxa" w:w="539"/>
             <w:tcBorders>
               <w:top w:val="single" w:sz="4" w:space="0" w:color="B8C4D2"/>
               <w:left w:val="single" w:sz="4" w:space="0" w:color="B8C4D2"/>
@@ -3328,7 +3502,7 @@
         </w:tc>
         <w:tc>
           <w:tcPr>
-            <w:tcW w:type="dxa" w:w="697"/>
+            <w:tcW w:type="dxa" w:w="567"/>
             <w:tcBorders>
               <w:top w:val="single" w:sz="4" w:space="0" w:color="B8C4D2"/>
               <w:left w:val="single" w:sz="4" w:space="0" w:color="B8C4D2"/>
@@ -3351,13 +3525,42 @@
                 <w:color w:val="1A1A1A"/>
                 <w:sz w:val="16"/>
               </w:rPr>
+              <w:t>0</w:t>
+            </w:r>
+          </w:p>
+        </w:tc>
+        <w:tc>
+          <w:tcPr>
+            <w:tcW w:type="dxa" w:w="567"/>
+            <w:tcBorders>
+              <w:top w:val="single" w:sz="4" w:space="0" w:color="B8C4D2"/>
+              <w:left w:val="single" w:sz="4" w:space="0" w:color="B8C4D2"/>
+              <w:bottom w:val="single" w:sz="4" w:space="0" w:color="B8C4D2"/>
+              <w:right w:val="single" w:sz="4" w:space="0" w:color="B8C4D2"/>
+            </w:tcBorders>
+            <w:vAlign w:val="center"/>
+          </w:tcPr>
+          <w:p>
+            <w:pPr>
+              <w:spacing w:before="24" w:after="24" w:line="240" w:lineRule="auto"/>
+              <w:jc w:val="center"/>
+            </w:pPr>
+            <w:r/>
+            <w:r>
+              <w:rPr>
+                <w:rFonts w:ascii="Times New Roman" w:hAnsi="Times New Roman" w:eastAsia="宋体"/>
+                <w:b w:val="0"/>
+                <w:i w:val="0"/>
+                <w:color w:val="1A1A1A"/>
+                <w:sz w:val="16"/>
+              </w:rPr>
               <w:t>75</w:t>
             </w:r>
           </w:p>
         </w:tc>
         <w:tc>
           <w:tcPr>
-            <w:tcW w:type="dxa" w:w="644"/>
+            <w:tcW w:type="dxa" w:w="539"/>
             <w:tcBorders>
               <w:top w:val="single" w:sz="4" w:space="0" w:color="B8C4D2"/>
               <w:left w:val="single" w:sz="4" w:space="0" w:color="B8C4D2"/>
@@ -3386,7 +3589,7 @@
         </w:tc>
         <w:tc>
           <w:tcPr>
-            <w:tcW w:type="dxa" w:w="644"/>
+            <w:tcW w:type="dxa" w:w="624"/>
             <w:tcBorders>
               <w:top w:val="single" w:sz="4" w:space="0" w:color="B8C4D2"/>
               <w:left w:val="single" w:sz="4" w:space="0" w:color="B8C4D2"/>
@@ -3415,7 +3618,7 @@
         </w:tc>
         <w:tc>
           <w:tcPr>
-            <w:tcW w:type="dxa" w:w="536"/>
+            <w:tcW w:type="dxa" w:w="454"/>
             <w:tcBorders>
               <w:top w:val="single" w:sz="4" w:space="0" w:color="B8C4D2"/>
               <w:left w:val="single" w:sz="4" w:space="0" w:color="B8C4D2"/>
@@ -3444,7 +3647,7 @@
         </w:tc>
         <w:tc>
           <w:tcPr>
-            <w:tcW w:type="dxa" w:w="536"/>
+            <w:tcW w:type="dxa" w:w="454"/>
             <w:tcBorders>
               <w:top w:val="single" w:sz="4" w:space="0" w:color="B8C4D2"/>
               <w:left w:val="single" w:sz="4" w:space="0" w:color="B8C4D2"/>
@@ -3478,7 +3681,7 @@
         </w:trPr>
         <w:tc>
           <w:tcPr>
-            <w:tcW w:type="dxa" w:w="1824"/>
+            <w:tcW w:type="dxa" w:w="1701"/>
             <w:tcBorders>
               <w:top w:val="single" w:sz="4" w:space="0" w:color="B8C4D2"/>
               <w:left w:val="single" w:sz="4" w:space="0" w:color="B8C4D2"/>
@@ -3507,7 +3710,7 @@
         </w:tc>
         <w:tc>
           <w:tcPr>
-            <w:tcW w:type="dxa" w:w="697"/>
+            <w:tcW w:type="dxa" w:w="595"/>
             <w:tcBorders>
               <w:top w:val="single" w:sz="4" w:space="0" w:color="B8C4D2"/>
               <w:left w:val="single" w:sz="4" w:space="0" w:color="B8C4D2"/>
@@ -3536,7 +3739,7 @@
         </w:tc>
         <w:tc>
           <w:tcPr>
-            <w:tcW w:type="dxa" w:w="697"/>
+            <w:tcW w:type="dxa" w:w="595"/>
             <w:tcBorders>
               <w:top w:val="single" w:sz="4" w:space="0" w:color="B8C4D2"/>
               <w:left w:val="single" w:sz="4" w:space="0" w:color="B8C4D2"/>
@@ -3565,7 +3768,7 @@
         </w:tc>
         <w:tc>
           <w:tcPr>
-            <w:tcW w:type="dxa" w:w="590"/>
+            <w:tcW w:type="dxa" w:w="737"/>
             <w:tcBorders>
               <w:top w:val="single" w:sz="4" w:space="0" w:color="B8C4D2"/>
               <w:left w:val="single" w:sz="4" w:space="0" w:color="B8C4D2"/>
@@ -3588,13 +3791,13 @@
                 <w:color w:val="1A1A1A"/>
                 <w:sz w:val="16"/>
               </w:rPr>
-              <w:t>10</w:t>
-            </w:r>
-          </w:p>
-        </w:tc>
-        <w:tc>
-          <w:tcPr>
-            <w:tcW w:type="dxa" w:w="805"/>
+              <w:t>166</w:t>
+            </w:r>
+          </w:p>
+        </w:tc>
+        <w:tc>
+          <w:tcPr>
+            <w:tcW w:type="dxa" w:w="737"/>
             <w:tcBorders>
               <w:top w:val="single" w:sz="4" w:space="0" w:color="B8C4D2"/>
               <w:left w:val="single" w:sz="4" w:space="0" w:color="B8C4D2"/>
@@ -3623,7 +3826,7 @@
         </w:tc>
         <w:tc>
           <w:tcPr>
-            <w:tcW w:type="dxa" w:w="697"/>
+            <w:tcW w:type="dxa" w:w="567"/>
             <w:tcBorders>
               <w:top w:val="single" w:sz="4" w:space="0" w:color="B8C4D2"/>
               <w:left w:val="single" w:sz="4" w:space="0" w:color="B8C4D2"/>
@@ -3652,7 +3855,7 @@
         </w:tc>
         <w:tc>
           <w:tcPr>
-            <w:tcW w:type="dxa" w:w="590"/>
+            <w:tcW w:type="dxa" w:w="539"/>
             <w:tcBorders>
               <w:top w:val="single" w:sz="4" w:space="0" w:color="B8C4D2"/>
               <w:left w:val="single" w:sz="4" w:space="0" w:color="B8C4D2"/>
@@ -3681,7 +3884,7 @@
         </w:tc>
         <w:tc>
           <w:tcPr>
-            <w:tcW w:type="dxa" w:w="697"/>
+            <w:tcW w:type="dxa" w:w="567"/>
             <w:tcBorders>
               <w:top w:val="single" w:sz="4" w:space="0" w:color="B8C4D2"/>
               <w:left w:val="single" w:sz="4" w:space="0" w:color="B8C4D2"/>
@@ -3704,13 +3907,42 @@
                 <w:color w:val="1A1A1A"/>
                 <w:sz w:val="16"/>
               </w:rPr>
+              <w:t>17</w:t>
+            </w:r>
+          </w:p>
+        </w:tc>
+        <w:tc>
+          <w:tcPr>
+            <w:tcW w:type="dxa" w:w="567"/>
+            <w:tcBorders>
+              <w:top w:val="single" w:sz="4" w:space="0" w:color="B8C4D2"/>
+              <w:left w:val="single" w:sz="4" w:space="0" w:color="B8C4D2"/>
+              <w:bottom w:val="single" w:sz="4" w:space="0" w:color="B8C4D2"/>
+              <w:right w:val="single" w:sz="4" w:space="0" w:color="B8C4D2"/>
+            </w:tcBorders>
+            <w:vAlign w:val="center"/>
+          </w:tcPr>
+          <w:p>
+            <w:pPr>
+              <w:spacing w:before="24" w:after="24" w:line="240" w:lineRule="auto"/>
+              <w:jc w:val="center"/>
+            </w:pPr>
+            <w:r/>
+            <w:r>
+              <w:rPr>
+                <w:rFonts w:ascii="Times New Roman" w:hAnsi="Times New Roman" w:eastAsia="宋体"/>
+                <w:b w:val="0"/>
+                <w:i w:val="0"/>
+                <w:color w:val="1A1A1A"/>
+                <w:sz w:val="16"/>
+              </w:rPr>
               <w:t>59</w:t>
             </w:r>
           </w:p>
         </w:tc>
         <w:tc>
           <w:tcPr>
-            <w:tcW w:type="dxa" w:w="644"/>
+            <w:tcW w:type="dxa" w:w="539"/>
             <w:tcBorders>
               <w:top w:val="single" w:sz="4" w:space="0" w:color="B8C4D2"/>
               <w:left w:val="single" w:sz="4" w:space="0" w:color="B8C4D2"/>
@@ -3739,7 +3971,7 @@
         </w:tc>
         <w:tc>
           <w:tcPr>
-            <w:tcW w:type="dxa" w:w="644"/>
+            <w:tcW w:type="dxa" w:w="624"/>
             <w:tcBorders>
               <w:top w:val="single" w:sz="4" w:space="0" w:color="B8C4D2"/>
               <w:left w:val="single" w:sz="4" w:space="0" w:color="B8C4D2"/>
@@ -3768,7 +4000,7 @@
         </w:tc>
         <w:tc>
           <w:tcPr>
-            <w:tcW w:type="dxa" w:w="536"/>
+            <w:tcW w:type="dxa" w:w="454"/>
             <w:tcBorders>
               <w:top w:val="single" w:sz="4" w:space="0" w:color="B8C4D2"/>
               <w:left w:val="single" w:sz="4" w:space="0" w:color="B8C4D2"/>
@@ -3797,7 +4029,7 @@
         </w:tc>
         <w:tc>
           <w:tcPr>
-            <w:tcW w:type="dxa" w:w="536"/>
+            <w:tcW w:type="dxa" w:w="454"/>
             <w:tcBorders>
               <w:top w:val="single" w:sz="4" w:space="0" w:color="B8C4D2"/>
               <w:left w:val="single" w:sz="4" w:space="0" w:color="B8C4D2"/>
@@ -3831,7 +4063,7 @@
         </w:trPr>
         <w:tc>
           <w:tcPr>
-            <w:tcW w:type="dxa" w:w="1824"/>
+            <w:tcW w:type="dxa" w:w="1701"/>
             <w:tcBorders>
               <w:top w:val="single" w:sz="4" w:space="0" w:color="B8C4D2"/>
               <w:left w:val="single" w:sz="4" w:space="0" w:color="B8C4D2"/>
@@ -3860,7 +4092,7 @@
         </w:tc>
         <w:tc>
           <w:tcPr>
-            <w:tcW w:type="dxa" w:w="697"/>
+            <w:tcW w:type="dxa" w:w="595"/>
             <w:tcBorders>
               <w:top w:val="single" w:sz="4" w:space="0" w:color="B8C4D2"/>
               <w:left w:val="single" w:sz="4" w:space="0" w:color="B8C4D2"/>
@@ -3889,7 +4121,7 @@
         </w:tc>
         <w:tc>
           <w:tcPr>
-            <w:tcW w:type="dxa" w:w="697"/>
+            <w:tcW w:type="dxa" w:w="595"/>
             <w:tcBorders>
               <w:top w:val="single" w:sz="4" w:space="0" w:color="B8C4D2"/>
               <w:left w:val="single" w:sz="4" w:space="0" w:color="B8C4D2"/>
@@ -3918,7 +4150,7 @@
         </w:tc>
         <w:tc>
           <w:tcPr>
-            <w:tcW w:type="dxa" w:w="590"/>
+            <w:tcW w:type="dxa" w:w="737"/>
             <w:tcBorders>
               <w:top w:val="single" w:sz="4" w:space="0" w:color="B8C4D2"/>
               <w:left w:val="single" w:sz="4" w:space="0" w:color="B8C4D2"/>
@@ -3941,13 +4173,13 @@
                 <w:color w:val="1A1A1A"/>
                 <w:sz w:val="16"/>
               </w:rPr>
-              <w:t>6</w:t>
-            </w:r>
-          </w:p>
-        </w:tc>
-        <w:tc>
-          <w:tcPr>
-            <w:tcW w:type="dxa" w:w="805"/>
+              <w:t>123</w:t>
+            </w:r>
+          </w:p>
+        </w:tc>
+        <w:tc>
+          <w:tcPr>
+            <w:tcW w:type="dxa" w:w="737"/>
             <w:tcBorders>
               <w:top w:val="single" w:sz="4" w:space="0" w:color="B8C4D2"/>
               <w:left w:val="single" w:sz="4" w:space="0" w:color="B8C4D2"/>
@@ -3976,7 +4208,7 @@
         </w:tc>
         <w:tc>
           <w:tcPr>
-            <w:tcW w:type="dxa" w:w="697"/>
+            <w:tcW w:type="dxa" w:w="567"/>
             <w:tcBorders>
               <w:top w:val="single" w:sz="4" w:space="0" w:color="B8C4D2"/>
               <w:left w:val="single" w:sz="4" w:space="0" w:color="B8C4D2"/>
@@ -4005,7 +4237,7 @@
         </w:tc>
         <w:tc>
           <w:tcPr>
-            <w:tcW w:type="dxa" w:w="590"/>
+            <w:tcW w:type="dxa" w:w="539"/>
             <w:tcBorders>
               <w:top w:val="single" w:sz="4" w:space="0" w:color="B8C4D2"/>
               <w:left w:val="single" w:sz="4" w:space="0" w:color="B8C4D2"/>
@@ -4034,7 +4266,7 @@
         </w:tc>
         <w:tc>
           <w:tcPr>
-            <w:tcW w:type="dxa" w:w="697"/>
+            <w:tcW w:type="dxa" w:w="567"/>
             <w:tcBorders>
               <w:top w:val="single" w:sz="4" w:space="0" w:color="B8C4D2"/>
               <w:left w:val="single" w:sz="4" w:space="0" w:color="B8C4D2"/>
@@ -4057,13 +4289,42 @@
                 <w:color w:val="1A1A1A"/>
                 <w:sz w:val="16"/>
               </w:rPr>
+              <w:t>0</w:t>
+            </w:r>
+          </w:p>
+        </w:tc>
+        <w:tc>
+          <w:tcPr>
+            <w:tcW w:type="dxa" w:w="567"/>
+            <w:tcBorders>
+              <w:top w:val="single" w:sz="4" w:space="0" w:color="B8C4D2"/>
+              <w:left w:val="single" w:sz="4" w:space="0" w:color="B8C4D2"/>
+              <w:bottom w:val="single" w:sz="4" w:space="0" w:color="B8C4D2"/>
+              <w:right w:val="single" w:sz="4" w:space="0" w:color="B8C4D2"/>
+            </w:tcBorders>
+            <w:vAlign w:val="center"/>
+          </w:tcPr>
+          <w:p>
+            <w:pPr>
+              <w:spacing w:before="24" w:after="24" w:line="240" w:lineRule="auto"/>
+              <w:jc w:val="center"/>
+            </w:pPr>
+            <w:r/>
+            <w:r>
+              <w:rPr>
+                <w:rFonts w:ascii="Times New Roman" w:hAnsi="Times New Roman" w:eastAsia="宋体"/>
+                <w:b w:val="0"/>
+                <w:i w:val="0"/>
+                <w:color w:val="1A1A1A"/>
+                <w:sz w:val="16"/>
+              </w:rPr>
               <w:t>62</w:t>
             </w:r>
           </w:p>
         </w:tc>
         <w:tc>
           <w:tcPr>
-            <w:tcW w:type="dxa" w:w="644"/>
+            <w:tcW w:type="dxa" w:w="539"/>
             <w:tcBorders>
               <w:top w:val="single" w:sz="4" w:space="0" w:color="B8C4D2"/>
               <w:left w:val="single" w:sz="4" w:space="0" w:color="B8C4D2"/>
@@ -4092,7 +4353,7 @@
         </w:tc>
         <w:tc>
           <w:tcPr>
-            <w:tcW w:type="dxa" w:w="644"/>
+            <w:tcW w:type="dxa" w:w="624"/>
             <w:tcBorders>
               <w:top w:val="single" w:sz="4" w:space="0" w:color="B8C4D2"/>
               <w:left w:val="single" w:sz="4" w:space="0" w:color="B8C4D2"/>
@@ -4121,7 +4382,7 @@
         </w:tc>
         <w:tc>
           <w:tcPr>
-            <w:tcW w:type="dxa" w:w="536"/>
+            <w:tcW w:type="dxa" w:w="454"/>
             <w:tcBorders>
               <w:top w:val="single" w:sz="4" w:space="0" w:color="B8C4D2"/>
               <w:left w:val="single" w:sz="4" w:space="0" w:color="B8C4D2"/>
@@ -4150,7 +4411,7 @@
         </w:tc>
         <w:tc>
           <w:tcPr>
-            <w:tcW w:type="dxa" w:w="536"/>
+            <w:tcW w:type="dxa" w:w="454"/>
             <w:tcBorders>
               <w:top w:val="single" w:sz="4" w:space="0" w:color="B8C4D2"/>
               <w:left w:val="single" w:sz="4" w:space="0" w:color="B8C4D2"/>
@@ -4184,7 +4445,7 @@
         </w:trPr>
         <w:tc>
           <w:tcPr>
-            <w:tcW w:type="dxa" w:w="1824"/>
+            <w:tcW w:type="dxa" w:w="1701"/>
             <w:tcBorders>
               <w:top w:val="single" w:sz="4" w:space="0" w:color="B8C4D2"/>
               <w:left w:val="single" w:sz="4" w:space="0" w:color="B8C4D2"/>
@@ -4213,7 +4474,7 @@
         </w:tc>
         <w:tc>
           <w:tcPr>
-            <w:tcW w:type="dxa" w:w="697"/>
+            <w:tcW w:type="dxa" w:w="595"/>
             <w:tcBorders>
               <w:top w:val="single" w:sz="4" w:space="0" w:color="B8C4D2"/>
               <w:left w:val="single" w:sz="4" w:space="0" w:color="B8C4D2"/>
@@ -4242,7 +4503,7 @@
         </w:tc>
         <w:tc>
           <w:tcPr>
-            <w:tcW w:type="dxa" w:w="697"/>
+            <w:tcW w:type="dxa" w:w="595"/>
             <w:tcBorders>
               <w:top w:val="single" w:sz="4" w:space="0" w:color="B8C4D2"/>
               <w:left w:val="single" w:sz="4" w:space="0" w:color="B8C4D2"/>
@@ -4271,7 +4532,7 @@
         </w:tc>
         <w:tc>
           <w:tcPr>
-            <w:tcW w:type="dxa" w:w="590"/>
+            <w:tcW w:type="dxa" w:w="737"/>
             <w:tcBorders>
               <w:top w:val="single" w:sz="4" w:space="0" w:color="B8C4D2"/>
               <w:left w:val="single" w:sz="4" w:space="0" w:color="B8C4D2"/>
@@ -4294,13 +4555,13 @@
                 <w:color w:val="1A1A1A"/>
                 <w:sz w:val="16"/>
               </w:rPr>
-              <w:t>5</w:t>
-            </w:r>
-          </w:p>
-        </w:tc>
-        <w:tc>
-          <w:tcPr>
-            <w:tcW w:type="dxa" w:w="805"/>
+              <w:t>190</w:t>
+            </w:r>
+          </w:p>
+        </w:tc>
+        <w:tc>
+          <w:tcPr>
+            <w:tcW w:type="dxa" w:w="737"/>
             <w:tcBorders>
               <w:top w:val="single" w:sz="4" w:space="0" w:color="B8C4D2"/>
               <w:left w:val="single" w:sz="4" w:space="0" w:color="B8C4D2"/>
@@ -4329,7 +4590,7 @@
         </w:tc>
         <w:tc>
           <w:tcPr>
-            <w:tcW w:type="dxa" w:w="697"/>
+            <w:tcW w:type="dxa" w:w="567"/>
             <w:tcBorders>
               <w:top w:val="single" w:sz="4" w:space="0" w:color="B8C4D2"/>
               <w:left w:val="single" w:sz="4" w:space="0" w:color="B8C4D2"/>
@@ -4358,7 +4619,7 @@
         </w:tc>
         <w:tc>
           <w:tcPr>
-            <w:tcW w:type="dxa" w:w="590"/>
+            <w:tcW w:type="dxa" w:w="539"/>
             <w:tcBorders>
               <w:top w:val="single" w:sz="4" w:space="0" w:color="B8C4D2"/>
               <w:left w:val="single" w:sz="4" w:space="0" w:color="B8C4D2"/>
@@ -4387,7 +4648,7 @@
         </w:tc>
         <w:tc>
           <w:tcPr>
-            <w:tcW w:type="dxa" w:w="697"/>
+            <w:tcW w:type="dxa" w:w="567"/>
             <w:tcBorders>
               <w:top w:val="single" w:sz="4" w:space="0" w:color="B8C4D2"/>
               <w:left w:val="single" w:sz="4" w:space="0" w:color="B8C4D2"/>
@@ -4410,13 +4671,42 @@
                 <w:color w:val="1A1A1A"/>
                 <w:sz w:val="16"/>
               </w:rPr>
+              <w:t>18</w:t>
+            </w:r>
+          </w:p>
+        </w:tc>
+        <w:tc>
+          <w:tcPr>
+            <w:tcW w:type="dxa" w:w="567"/>
+            <w:tcBorders>
+              <w:top w:val="single" w:sz="4" w:space="0" w:color="B8C4D2"/>
+              <w:left w:val="single" w:sz="4" w:space="0" w:color="B8C4D2"/>
+              <w:bottom w:val="single" w:sz="4" w:space="0" w:color="B8C4D2"/>
+              <w:right w:val="single" w:sz="4" w:space="0" w:color="B8C4D2"/>
+            </w:tcBorders>
+            <w:vAlign w:val="center"/>
+          </w:tcPr>
+          <w:p>
+            <w:pPr>
+              <w:spacing w:before="24" w:after="24" w:line="240" w:lineRule="auto"/>
+              <w:jc w:val="center"/>
+            </w:pPr>
+            <w:r/>
+            <w:r>
+              <w:rPr>
+                <w:rFonts w:ascii="Times New Roman" w:hAnsi="Times New Roman" w:eastAsia="宋体"/>
+                <w:b w:val="0"/>
+                <w:i w:val="0"/>
+                <w:color w:val="1A1A1A"/>
+                <w:sz w:val="16"/>
+              </w:rPr>
               <w:t>99</w:t>
             </w:r>
           </w:p>
         </w:tc>
         <w:tc>
           <w:tcPr>
-            <w:tcW w:type="dxa" w:w="644"/>
+            <w:tcW w:type="dxa" w:w="539"/>
             <w:tcBorders>
               <w:top w:val="single" w:sz="4" w:space="0" w:color="B8C4D2"/>
               <w:left w:val="single" w:sz="4" w:space="0" w:color="B8C4D2"/>
@@ -4445,7 +4735,7 @@
         </w:tc>
         <w:tc>
           <w:tcPr>
-            <w:tcW w:type="dxa" w:w="644"/>
+            <w:tcW w:type="dxa" w:w="624"/>
             <w:tcBorders>
               <w:top w:val="single" w:sz="4" w:space="0" w:color="B8C4D2"/>
               <w:left w:val="single" w:sz="4" w:space="0" w:color="B8C4D2"/>
@@ -4474,7 +4764,7 @@
         </w:tc>
         <w:tc>
           <w:tcPr>
-            <w:tcW w:type="dxa" w:w="536"/>
+            <w:tcW w:type="dxa" w:w="454"/>
             <w:tcBorders>
               <w:top w:val="single" w:sz="4" w:space="0" w:color="B8C4D2"/>
               <w:left w:val="single" w:sz="4" w:space="0" w:color="B8C4D2"/>
@@ -4503,7 +4793,7 @@
         </w:tc>
         <w:tc>
           <w:tcPr>
-            <w:tcW w:type="dxa" w:w="536"/>
+            <w:tcW w:type="dxa" w:w="454"/>
             <w:tcBorders>
               <w:top w:val="single" w:sz="4" w:space="0" w:color="B8C4D2"/>
               <w:left w:val="single" w:sz="4" w:space="0" w:color="B8C4D2"/>
@@ -4537,7 +4827,7 @@
         </w:trPr>
         <w:tc>
           <w:tcPr>
-            <w:tcW w:type="dxa" w:w="1824"/>
+            <w:tcW w:type="dxa" w:w="1701"/>
             <w:tcBorders>
               <w:top w:val="single" w:sz="4" w:space="0" w:color="B8C4D2"/>
               <w:left w:val="single" w:sz="4" w:space="0" w:color="B8C4D2"/>
@@ -4566,7 +4856,7 @@
         </w:tc>
         <w:tc>
           <w:tcPr>
-            <w:tcW w:type="dxa" w:w="697"/>
+            <w:tcW w:type="dxa" w:w="595"/>
             <w:tcBorders>
               <w:top w:val="single" w:sz="4" w:space="0" w:color="B8C4D2"/>
               <w:left w:val="single" w:sz="4" w:space="0" w:color="B8C4D2"/>
@@ -4595,7 +4885,7 @@
         </w:tc>
         <w:tc>
           <w:tcPr>
-            <w:tcW w:type="dxa" w:w="697"/>
+            <w:tcW w:type="dxa" w:w="595"/>
             <w:tcBorders>
               <w:top w:val="single" w:sz="4" w:space="0" w:color="B8C4D2"/>
               <w:left w:val="single" w:sz="4" w:space="0" w:color="B8C4D2"/>
@@ -4624,7 +4914,7 @@
         </w:tc>
         <w:tc>
           <w:tcPr>
-            <w:tcW w:type="dxa" w:w="590"/>
+            <w:tcW w:type="dxa" w:w="737"/>
             <w:tcBorders>
               <w:top w:val="single" w:sz="4" w:space="0" w:color="B8C4D2"/>
               <w:left w:val="single" w:sz="4" w:space="0" w:color="B8C4D2"/>
@@ -4647,13 +4937,13 @@
                 <w:color w:val="1A1A1A"/>
                 <w:sz w:val="16"/>
               </w:rPr>
-              <w:t>6</w:t>
-            </w:r>
-          </w:p>
-        </w:tc>
-        <w:tc>
-          <w:tcPr>
-            <w:tcW w:type="dxa" w:w="805"/>
+              <w:t>397</w:t>
+            </w:r>
+          </w:p>
+        </w:tc>
+        <w:tc>
+          <w:tcPr>
+            <w:tcW w:type="dxa" w:w="737"/>
             <w:tcBorders>
               <w:top w:val="single" w:sz="4" w:space="0" w:color="B8C4D2"/>
               <w:left w:val="single" w:sz="4" w:space="0" w:color="B8C4D2"/>
@@ -4682,7 +4972,7 @@
         </w:tc>
         <w:tc>
           <w:tcPr>
-            <w:tcW w:type="dxa" w:w="697"/>
+            <w:tcW w:type="dxa" w:w="567"/>
             <w:tcBorders>
               <w:top w:val="single" w:sz="4" w:space="0" w:color="B8C4D2"/>
               <w:left w:val="single" w:sz="4" w:space="0" w:color="B8C4D2"/>
@@ -4711,7 +5001,7 @@
         </w:tc>
         <w:tc>
           <w:tcPr>
-            <w:tcW w:type="dxa" w:w="590"/>
+            <w:tcW w:type="dxa" w:w="539"/>
             <w:tcBorders>
               <w:top w:val="single" w:sz="4" w:space="0" w:color="B8C4D2"/>
               <w:left w:val="single" w:sz="4" w:space="0" w:color="B8C4D2"/>
@@ -4740,7 +5030,7 @@
         </w:tc>
         <w:tc>
           <w:tcPr>
-            <w:tcW w:type="dxa" w:w="697"/>
+            <w:tcW w:type="dxa" w:w="567"/>
             <w:tcBorders>
               <w:top w:val="single" w:sz="4" w:space="0" w:color="B8C4D2"/>
               <w:left w:val="single" w:sz="4" w:space="0" w:color="B8C4D2"/>
@@ -4763,13 +5053,42 @@
                 <w:color w:val="1A1A1A"/>
                 <w:sz w:val="16"/>
               </w:rPr>
+              <w:t>7</w:t>
+            </w:r>
+          </w:p>
+        </w:tc>
+        <w:tc>
+          <w:tcPr>
+            <w:tcW w:type="dxa" w:w="567"/>
+            <w:tcBorders>
+              <w:top w:val="single" w:sz="4" w:space="0" w:color="B8C4D2"/>
+              <w:left w:val="single" w:sz="4" w:space="0" w:color="B8C4D2"/>
+              <w:bottom w:val="single" w:sz="4" w:space="0" w:color="B8C4D2"/>
+              <w:right w:val="single" w:sz="4" w:space="0" w:color="B8C4D2"/>
+            </w:tcBorders>
+            <w:vAlign w:val="center"/>
+          </w:tcPr>
+          <w:p>
+            <w:pPr>
+              <w:spacing w:before="24" w:after="24" w:line="240" w:lineRule="auto"/>
+              <w:jc w:val="center"/>
+            </w:pPr>
+            <w:r/>
+            <w:r>
+              <w:rPr>
+                <w:rFonts w:ascii="Times New Roman" w:hAnsi="Times New Roman" w:eastAsia="宋体"/>
+                <w:b w:val="0"/>
+                <w:i w:val="0"/>
+                <w:color w:val="1A1A1A"/>
+                <w:sz w:val="16"/>
+              </w:rPr>
               <w:t>144</w:t>
             </w:r>
           </w:p>
         </w:tc>
         <w:tc>
           <w:tcPr>
-            <w:tcW w:type="dxa" w:w="644"/>
+            <w:tcW w:type="dxa" w:w="539"/>
             <w:tcBorders>
               <w:top w:val="single" w:sz="4" w:space="0" w:color="B8C4D2"/>
               <w:left w:val="single" w:sz="4" w:space="0" w:color="B8C4D2"/>
@@ -4798,7 +5117,7 @@
         </w:tc>
         <w:tc>
           <w:tcPr>
-            <w:tcW w:type="dxa" w:w="644"/>
+            <w:tcW w:type="dxa" w:w="624"/>
             <w:tcBorders>
               <w:top w:val="single" w:sz="4" w:space="0" w:color="B8C4D2"/>
               <w:left w:val="single" w:sz="4" w:space="0" w:color="B8C4D2"/>
@@ -4827,7 +5146,7 @@
         </w:tc>
         <w:tc>
           <w:tcPr>
-            <w:tcW w:type="dxa" w:w="536"/>
+            <w:tcW w:type="dxa" w:w="454"/>
             <w:tcBorders>
               <w:top w:val="single" w:sz="4" w:space="0" w:color="B8C4D2"/>
               <w:left w:val="single" w:sz="4" w:space="0" w:color="B8C4D2"/>
@@ -4856,7 +5175,7 @@
         </w:tc>
         <w:tc>
           <w:tcPr>
-            <w:tcW w:type="dxa" w:w="536"/>
+            <w:tcW w:type="dxa" w:w="454"/>
             <w:tcBorders>
               <w:top w:val="single" w:sz="4" w:space="0" w:color="B8C4D2"/>
               <w:left w:val="single" w:sz="4" w:space="0" w:color="B8C4D2"/>
@@ -4890,7 +5209,7 @@
         </w:trPr>
         <w:tc>
           <w:tcPr>
-            <w:tcW w:type="dxa" w:w="1824"/>
+            <w:tcW w:type="dxa" w:w="1701"/>
             <w:tcBorders>
               <w:top w:val="single" w:sz="4" w:space="0" w:color="B8C4D2"/>
               <w:left w:val="single" w:sz="4" w:space="0" w:color="B8C4D2"/>
@@ -4919,7 +5238,7 @@
         </w:tc>
         <w:tc>
           <w:tcPr>
-            <w:tcW w:type="dxa" w:w="697"/>
+            <w:tcW w:type="dxa" w:w="595"/>
             <w:tcBorders>
               <w:top w:val="single" w:sz="4" w:space="0" w:color="B8C4D2"/>
               <w:left w:val="single" w:sz="4" w:space="0" w:color="B8C4D2"/>
@@ -4948,7 +5267,7 @@
         </w:tc>
         <w:tc>
           <w:tcPr>
-            <w:tcW w:type="dxa" w:w="697"/>
+            <w:tcW w:type="dxa" w:w="595"/>
             <w:tcBorders>
               <w:top w:val="single" w:sz="4" w:space="0" w:color="B8C4D2"/>
               <w:left w:val="single" w:sz="4" w:space="0" w:color="B8C4D2"/>
@@ -4977,7 +5296,7 @@
         </w:tc>
         <w:tc>
           <w:tcPr>
-            <w:tcW w:type="dxa" w:w="590"/>
+            <w:tcW w:type="dxa" w:w="737"/>
             <w:tcBorders>
               <w:top w:val="single" w:sz="4" w:space="0" w:color="B8C4D2"/>
               <w:left w:val="single" w:sz="4" w:space="0" w:color="B8C4D2"/>
@@ -5000,13 +5319,13 @@
                 <w:color w:val="1A1A1A"/>
                 <w:sz w:val="16"/>
               </w:rPr>
-              <w:t>2</w:t>
-            </w:r>
-          </w:p>
-        </w:tc>
-        <w:tc>
-          <w:tcPr>
-            <w:tcW w:type="dxa" w:w="805"/>
+              <w:t>233</w:t>
+            </w:r>
+          </w:p>
+        </w:tc>
+        <w:tc>
+          <w:tcPr>
+            <w:tcW w:type="dxa" w:w="737"/>
             <w:tcBorders>
               <w:top w:val="single" w:sz="4" w:space="0" w:color="B8C4D2"/>
               <w:left w:val="single" w:sz="4" w:space="0" w:color="B8C4D2"/>
@@ -5035,7 +5354,7 @@
         </w:tc>
         <w:tc>
           <w:tcPr>
-            <w:tcW w:type="dxa" w:w="697"/>
+            <w:tcW w:type="dxa" w:w="567"/>
             <w:tcBorders>
               <w:top w:val="single" w:sz="4" w:space="0" w:color="B8C4D2"/>
               <w:left w:val="single" w:sz="4" w:space="0" w:color="B8C4D2"/>
@@ -5064,7 +5383,7 @@
         </w:tc>
         <w:tc>
           <w:tcPr>
-            <w:tcW w:type="dxa" w:w="590"/>
+            <w:tcW w:type="dxa" w:w="539"/>
             <w:tcBorders>
               <w:top w:val="single" w:sz="4" w:space="0" w:color="B8C4D2"/>
               <w:left w:val="single" w:sz="4" w:space="0" w:color="B8C4D2"/>
@@ -5093,7 +5412,7 @@
         </w:tc>
         <w:tc>
           <w:tcPr>
-            <w:tcW w:type="dxa" w:w="697"/>
+            <w:tcW w:type="dxa" w:w="567"/>
             <w:tcBorders>
               <w:top w:val="single" w:sz="4" w:space="0" w:color="B8C4D2"/>
               <w:left w:val="single" w:sz="4" w:space="0" w:color="B8C4D2"/>
@@ -5116,13 +5435,42 @@
                 <w:color w:val="1A1A1A"/>
                 <w:sz w:val="16"/>
               </w:rPr>
+              <w:t>19</w:t>
+            </w:r>
+          </w:p>
+        </w:tc>
+        <w:tc>
+          <w:tcPr>
+            <w:tcW w:type="dxa" w:w="567"/>
+            <w:tcBorders>
+              <w:top w:val="single" w:sz="4" w:space="0" w:color="B8C4D2"/>
+              <w:left w:val="single" w:sz="4" w:space="0" w:color="B8C4D2"/>
+              <w:bottom w:val="single" w:sz="4" w:space="0" w:color="B8C4D2"/>
+              <w:right w:val="single" w:sz="4" w:space="0" w:color="B8C4D2"/>
+            </w:tcBorders>
+            <w:vAlign w:val="center"/>
+          </w:tcPr>
+          <w:p>
+            <w:pPr>
+              <w:spacing w:before="24" w:after="24" w:line="240" w:lineRule="auto"/>
+              <w:jc w:val="center"/>
+            </w:pPr>
+            <w:r/>
+            <w:r>
+              <w:rPr>
+                <w:rFonts w:ascii="Times New Roman" w:hAnsi="Times New Roman" w:eastAsia="宋体"/>
+                <w:b w:val="0"/>
+                <w:i w:val="0"/>
+                <w:color w:val="1A1A1A"/>
+                <w:sz w:val="16"/>
+              </w:rPr>
               <w:t>82</w:t>
             </w:r>
           </w:p>
         </w:tc>
         <w:tc>
           <w:tcPr>
-            <w:tcW w:type="dxa" w:w="644"/>
+            <w:tcW w:type="dxa" w:w="539"/>
             <w:tcBorders>
               <w:top w:val="single" w:sz="4" w:space="0" w:color="B8C4D2"/>
               <w:left w:val="single" w:sz="4" w:space="0" w:color="B8C4D2"/>
@@ -5151,7 +5499,7 @@
         </w:tc>
         <w:tc>
           <w:tcPr>
-            <w:tcW w:type="dxa" w:w="644"/>
+            <w:tcW w:type="dxa" w:w="624"/>
             <w:tcBorders>
               <w:top w:val="single" w:sz="4" w:space="0" w:color="B8C4D2"/>
               <w:left w:val="single" w:sz="4" w:space="0" w:color="B8C4D2"/>
@@ -5180,7 +5528,7 @@
         </w:tc>
         <w:tc>
           <w:tcPr>
-            <w:tcW w:type="dxa" w:w="536"/>
+            <w:tcW w:type="dxa" w:w="454"/>
             <w:tcBorders>
               <w:top w:val="single" w:sz="4" w:space="0" w:color="B8C4D2"/>
               <w:left w:val="single" w:sz="4" w:space="0" w:color="B8C4D2"/>
@@ -5209,7 +5557,7 @@
         </w:tc>
         <w:tc>
           <w:tcPr>
-            <w:tcW w:type="dxa" w:w="536"/>
+            <w:tcW w:type="dxa" w:w="454"/>
             <w:tcBorders>
               <w:top w:val="single" w:sz="4" w:space="0" w:color="B8C4D2"/>
               <w:left w:val="single" w:sz="4" w:space="0" w:color="B8C4D2"/>
@@ -5241,7 +5589,7 @@
     <w:p>
       <w:pPr>
         <w:keepNext w:val="0"/>
-        <w:spacing w:before="80" w:after="160"/>
+        <w:spacing w:before="80" w:after="60"/>
         <w:jc w:val="center"/>
       </w:pPr>
       <w:r>
@@ -5253,6 +5601,22 @@
           <w:sz w:val="18"/>
         </w:rPr>
         <w:t>表 2  各发酵类别的样品、MAG 与 SGB</w:t>
+      </w:r>
+    </w:p>
+    <w:p>
+      <w:pPr>
+        <w:spacing w:before="20" w:after="160"/>
+        <w:jc w:val="left"/>
+      </w:pPr>
+      <w:r>
+        <w:rPr>
+          <w:rFonts w:ascii="Times New Roman" w:hAnsi="Times New Roman" w:eastAsia="宋体"/>
+          <w:b w:val="0"/>
+          <w:i w:val="0"/>
+          <w:color w:val="595959"/>
+          <w:sz w:val="16"/>
+        </w:rPr>
+        <w:t>注：MAG 记录为与样品关联的全部记录，纳入分析为通过质量与 SGB 筛选的子集。</w:t>
       </w:r>
     </w:p>
     <w:p>
